--- a/SSU dokumenti/SSU Elektronski dnevnik 08 - Pregled ucenika odeljenja.docx
+++ b/SSU dokumenti/SSU Elektronski dnevnik 08 - Pregled ucenika odeljenja.docx
@@ -1928,10 +1928,10 @@
     </w:p>
     <w:p>
       <w:r>
-        <w:t>Administrator može da napravi novu školu, pri čemu unosi naziv škole</w:t>
-      </w:r>
-      <w:r>
-        <w:t>.</w:t>
+        <w:t>Nastavnik mo</w:t>
+      </w:r>
+      <w:r>
+        <w:t xml:space="preserve">že da vidi podatke o učenicima u svom odeljenju. </w:t>
       </w:r>
     </w:p>
     <w:p>
